--- a/GKVTransmitter/Information/Technische_Dokumentation.docx
+++ b/GKVTransmitter/Information/Technische_Dokumentation.docx
@@ -3825,7 +3825,33 @@
         <w:rPr>
           <w:lang w:val="de"/>
         </w:rPr>
-        <w:t xml:space="preserve">reiht acht Regeln in einer bewusst</w:t>
+        <w:t xml:space="preserve">reiht</w:t>
+      </w:r>
+      <w:r>
+        <w:rPr>
+          <w:lang w:val="de"/>
+        </w:rPr>
+        <w:t xml:space="preserve"> </w:t>
+      </w:r>
+      <w:r>
+        <w:rPr>
+          <w:b/>
+          <w:bCs/>
+          <w:lang w:val="de"/>
+        </w:rPr>
+        <w:t xml:space="preserve">zehn Regeln</w:t>
+      </w:r>
+      <w:r>
+        <w:rPr>
+          <w:lang w:val="de"/>
+        </w:rPr>
+        <w:t xml:space="preserve"> </w:t>
+      </w:r>
+      <w:r>
+        <w:rPr>
+          <w:lang w:val="de"/>
+        </w:rPr>
+        <w:t xml:space="preserve">in einer bewusst</w:t>
       </w:r>
       <w:r>
         <w:rPr>
@@ -3930,7 +3956,19 @@
         <w:rPr>
           <w:lang w:val="de"/>
         </w:rPr>
-        <w:t xml:space="preserve">Positionsnummer, Betragskonsistenz). So steht bei einer kaputten Datei die</w:t>
+        <w:t xml:space="preserve">Positionsnummer, Verarbeitungskennzeichen, Rechnungsangaben,</w:t>
+      </w:r>
+      <w:r>
+        <w:rPr>
+          <w:lang w:val="de"/>
+        </w:rPr>
+        <w:t xml:space="preserve"> </w:t>
+      </w:r>
+      <w:r>
+        <w:rPr>
+          <w:lang w:val="de"/>
+        </w:rPr>
+        <w:t xml:space="preserve">Betragskonsistenz). So steht bei einer kaputten Datei die</w:t>
       </w:r>
       <w:r>
         <w:rPr>
@@ -4203,6 +4241,261 @@
           <w:lang w:val="de"/>
         </w:rPr>
         <w:t xml:space="preserve">weist auf etwas hin, ohne ihn zu blockieren.</w:t>
+      </w:r>
+    </w:p>
+    <w:p>
+      <w:pPr>
+        <w:pStyle w:val="BodyText"/>
+      </w:pPr>
+      <w:r>
+        <w:rPr>
+          <w:lang w:val="de"/>
+        </w:rPr>
+        <w:t xml:space="preserve">Zu jedem Code nennt der</w:t>
+      </w:r>
+      <w:r>
+        <w:rPr>
+          <w:lang w:val="de"/>
+        </w:rPr>
+        <w:t xml:space="preserve"> </w:t>
+      </w:r>
+      <w:r>
+        <w:rPr>
+          <w:rStyle w:val="VerbatimChar"/>
+          <w:b/>
+          <w:bCs/>
+          <w:lang w:val="de"/>
+        </w:rPr>
+        <w:t xml:space="preserve">Befundkatalog</w:t>
+      </w:r>
+      <w:r>
+        <w:rPr>
+          <w:lang w:val="de"/>
+        </w:rPr>
+        <w:t xml:space="preserve"> </w:t>
+      </w:r>
+      <w:r>
+        <w:rPr>
+          <w:lang w:val="de"/>
+        </w:rPr>
+        <w:t xml:space="preserve">die</w:t>
+      </w:r>
+      <w:r>
+        <w:rPr>
+          <w:lang w:val="de"/>
+        </w:rPr>
+        <w:t xml:space="preserve"> </w:t>
+      </w:r>
+      <w:r>
+        <w:rPr>
+          <w:b/>
+          <w:bCs/>
+          <w:lang w:val="de"/>
+        </w:rPr>
+        <w:t xml:space="preserve">Fundstelle</w:t>
+      </w:r>
+      <w:r>
+        <w:rPr>
+          <w:lang w:val="de"/>
+        </w:rPr>
+        <w:t xml:space="preserve"> </w:t>
+      </w:r>
+      <w:r>
+        <w:rPr>
+          <w:lang w:val="de"/>
+        </w:rPr>
+        <w:t xml:space="preserve">in den Anlagen</w:t>
+      </w:r>
+      <w:r>
+        <w:rPr>
+          <w:lang w:val="de"/>
+        </w:rPr>
+        <w:t xml:space="preserve"> </w:t>
+      </w:r>
+      <w:r>
+        <w:rPr>
+          <w:lang w:val="de"/>
+        </w:rPr>
+        <w:t xml:space="preserve">und</w:t>
+      </w:r>
+      <w:r>
+        <w:rPr>
+          <w:lang w:val="de"/>
+        </w:rPr>
+        <w:t xml:space="preserve"> </w:t>
+      </w:r>
+      <w:r>
+        <w:rPr>
+          <w:b/>
+          <w:bCs/>
+          <w:lang w:val="de"/>
+        </w:rPr>
+        <w:t xml:space="preserve">was zu tun ist</w:t>
+      </w:r>
+      <w:r>
+        <w:rPr>
+          <w:lang w:val="de"/>
+        </w:rPr>
+        <w:t xml:space="preserve"> </w:t>
+      </w:r>
+      <w:r>
+        <w:rPr>
+          <w:lang w:val="de"/>
+        </w:rPr>
+        <w:t xml:space="preserve">— eine Beanstandung, die nur sagt,</w:t>
+      </w:r>
+      <w:r>
+        <w:rPr>
+          <w:lang w:val="de"/>
+        </w:rPr>
+        <w:t xml:space="preserve"> </w:t>
+      </w:r>
+      <w:r>
+        <w:rPr>
+          <w:i/>
+          <w:iCs/>
+          <w:lang w:val="de"/>
+        </w:rPr>
+        <w:t xml:space="preserve">dass</w:t>
+      </w:r>
+      <w:r>
+        <w:rPr>
+          <w:lang w:val="de"/>
+        </w:rPr>
+        <w:t xml:space="preserve"> </w:t>
+      </w:r>
+      <w:r>
+        <w:rPr>
+          <w:lang w:val="de"/>
+        </w:rPr>
+        <w:t xml:space="preserve">etwas nicht</w:t>
+      </w:r>
+      <w:r>
+        <w:rPr>
+          <w:lang w:val="de"/>
+        </w:rPr>
+        <w:t xml:space="preserve"> </w:t>
+      </w:r>
+      <w:r>
+        <w:rPr>
+          <w:lang w:val="de"/>
+        </w:rPr>
+        <w:t xml:space="preserve">stimmt, ist die halbe Auskunft.</w:t>
+      </w:r>
+      <w:r>
+        <w:rPr>
+          <w:lang w:val="de"/>
+        </w:rPr>
+        <w:t xml:space="preserve"> </w:t>
+      </w:r>
+      <w:r>
+        <w:rPr>
+          <w:rStyle w:val="VerbatimChar"/>
+          <w:lang w:val="de"/>
+        </w:rPr>
+        <w:t xml:space="preserve">BefundkatalogTest</w:t>
+      </w:r>
+      <w:r>
+        <w:rPr>
+          <w:lang w:val="de"/>
+        </w:rPr>
+        <w:t xml:space="preserve"> </w:t>
+      </w:r>
+      <w:r>
+        <w:rPr>
+          <w:lang w:val="de"/>
+        </w:rPr>
+        <w:t xml:space="preserve">hält den Katalog mit dem</w:t>
+      </w:r>
+      <w:r>
+        <w:rPr>
+          <w:lang w:val="de"/>
+        </w:rPr>
+        <w:t xml:space="preserve"> </w:t>
+      </w:r>
+      <w:r>
+        <w:rPr>
+          <w:lang w:val="de"/>
+        </w:rPr>
+        <w:t xml:space="preserve">Quelltext zusammen, in beide Richtungen: Ein Code ohne Eintrag und ein Eintrag</w:t>
+      </w:r>
+      <w:r>
+        <w:rPr>
+          <w:lang w:val="de"/>
+        </w:rPr>
+        <w:t xml:space="preserve"> </w:t>
+      </w:r>
+      <w:r>
+        <w:rPr>
+          <w:lang w:val="de"/>
+        </w:rPr>
+        <w:t xml:space="preserve">ohne Code lassen den Bau fehlschlagen.</w:t>
+      </w:r>
+      <w:r>
+        <w:rPr>
+          <w:lang w:val="de"/>
+        </w:rPr>
+        <w:t xml:space="preserve"> </w:t>
+      </w:r>
+      <w:r>
+        <w:rPr>
+          <w:b/>
+          <w:bCs/>
+          <w:lang w:val="de"/>
+        </w:rPr>
+        <w:t xml:space="preserve">Sechs der 65 Einträge stammen von</w:t>
+      </w:r>
+      <w:r>
+        <w:rPr>
+          <w:b/>
+          <w:bCs/>
+          <w:lang w:val="de"/>
+        </w:rPr>
+        <w:t xml:space="preserve"> </w:t>
+      </w:r>
+      <w:r>
+        <w:rPr>
+          <w:b/>
+          <w:bCs/>
+          <w:lang w:val="de"/>
+        </w:rPr>
+        <w:t xml:space="preserve">dieser Anwendung und nicht aus einer Anlage</w:t>
+      </w:r>
+      <w:r>
+        <w:rPr>
+          <w:lang w:val="de"/>
+        </w:rPr>
+        <w:t xml:space="preserve"> </w:t>
+      </w:r>
+      <w:r>
+        <w:rPr>
+          <w:lang w:val="de"/>
+        </w:rPr>
+        <w:t xml:space="preserve">— das Prüfziffernverfahren der</w:t>
+      </w:r>
+      <w:r>
+        <w:rPr>
+          <w:lang w:val="de"/>
+        </w:rPr>
+        <w:t xml:space="preserve"> </w:t>
+      </w:r>
+      <w:r>
+        <w:rPr>
+          <w:lang w:val="de"/>
+        </w:rPr>
+        <w:t xml:space="preserve">Institutionskennzeichen etwa ist in den vorliegenden Unterlagen nicht</w:t>
+      </w:r>
+      <w:r>
+        <w:rPr>
+          <w:lang w:val="de"/>
+        </w:rPr>
+        <w:t xml:space="preserve"> </w:t>
+      </w:r>
+      <w:r>
+        <w:rPr>
+          <w:lang w:val="de"/>
+        </w:rPr>
+        <w:t xml:space="preserve">beschrieben. Sie sagen das, statt einen Abschnitt zu erfinden.</w:t>
       </w:r>
     </w:p>
     <w:bookmarkEnd w:id="29"/>
